--- a/manuals/G20_Free_API_Catalogue_v2.docx
+++ b/manuals/G20_Free_API_Catalogue_v2.docx
@@ -48,7 +48,23 @@
           <w:sz w:val="18"/>
           <w:szCs w:val="18"/>
         </w:rPr>
-        <w:t>Aggregators (Section 1) are the primary recommendation. They expose dozens of national statistical agencies and central banks through a single, standardised endpoint — usually SDMX 2.1 — so a single client library can pull comparable series for every G20 economy without juggling separate credentials and schemas. For most macro panels, start with DBnomics or the OECD Data Explorer and only fall back to direct sources when needed.</w:t>
+        <w:t xml:space="preserve">Aggregators (Section 1) are the primary recommendation. They expose dozens of national statistical agencies and central banks through a single, standardised endpoint — usually SDMX 2.1 — so a single client library can pull comparable series for every G20 economy without juggling separate credentials and schemas. For most macro panels, start with </w:t>
+      </w:r>
+      <w:proofErr w:type="spellStart"/>
+      <w:r>
+        <w:rPr>
+          <w:sz w:val="18"/>
+          <w:szCs w:val="18"/>
+        </w:rPr>
+        <w:t>DBnomics</w:t>
+      </w:r>
+      <w:proofErr w:type="spellEnd"/>
+      <w:r>
+        <w:rPr>
+          <w:sz w:val="18"/>
+          <w:szCs w:val="18"/>
+        </w:rPr>
+        <w:t xml:space="preserve"> or the OECD Data Explorer and only fall back to direct sources when needed.</w:t>
       </w:r>
     </w:p>
     <w:p>
@@ -69,7 +85,39 @@
           <w:sz w:val="18"/>
           <w:szCs w:val="18"/>
         </w:rPr>
-        <w:t>(1) you need same-day data and the aggregator's lag is unacceptable; (2) the specific series isn't carried by any aggregator; (3) you need point-in-time vintages, which most aggregators discard; or (4) you need full granularity (e.g. all 1,500+ Banco Central do Brasil SGS series, not just the headline subset DBnomics indexes).</w:t>
+        <w:t xml:space="preserve">(1) you need same-day data and the aggregator's lag is unacceptable; (2) the specific series isn't carried by any aggregator; (3) you need point-in-time vintages, which most aggregators discard; or (4) you need full granularity (e.g. all 1,500+ Banco Central do </w:t>
+      </w:r>
+      <w:proofErr w:type="spellStart"/>
+      <w:r>
+        <w:rPr>
+          <w:sz w:val="18"/>
+          <w:szCs w:val="18"/>
+        </w:rPr>
+        <w:t>Brasil</w:t>
+      </w:r>
+      <w:proofErr w:type="spellEnd"/>
+      <w:r>
+        <w:rPr>
+          <w:sz w:val="18"/>
+          <w:szCs w:val="18"/>
+        </w:rPr>
+        <w:t xml:space="preserve"> SGS series, not just the headline subset </w:t>
+      </w:r>
+      <w:proofErr w:type="spellStart"/>
+      <w:r>
+        <w:rPr>
+          <w:sz w:val="18"/>
+          <w:szCs w:val="18"/>
+        </w:rPr>
+        <w:t>DBnomics</w:t>
+      </w:r>
+      <w:proofErr w:type="spellEnd"/>
+      <w:r>
+        <w:rPr>
+          <w:sz w:val="18"/>
+          <w:szCs w:val="18"/>
+        </w:rPr>
+        <w:t xml:space="preserve"> indexes).</w:t>
       </w:r>
     </w:p>
     <w:p>
@@ -104,7 +152,23 @@
           <w:sz w:val="18"/>
           <w:szCs w:val="18"/>
         </w:rPr>
-        <w:t>Listed in rough order of usefulness for a daily G20 macro workflow. The first two — DBnomics and OECD — handle the bulk of typical cross-country needs.</w:t>
+        <w:t xml:space="preserve">Listed in rough order of usefulness for a daily G20 macro workflow. The first two — </w:t>
+      </w:r>
+      <w:proofErr w:type="spellStart"/>
+      <w:r>
+        <w:rPr>
+          <w:sz w:val="18"/>
+          <w:szCs w:val="18"/>
+        </w:rPr>
+        <w:t>DBnomics</w:t>
+      </w:r>
+      <w:proofErr w:type="spellEnd"/>
+      <w:r>
+        <w:rPr>
+          <w:sz w:val="18"/>
+          <w:szCs w:val="18"/>
+        </w:rPr>
+        <w:t xml:space="preserve"> and OECD — handle the bulk of typical cross-country needs.</w:t>
       </w:r>
     </w:p>
     <w:tbl>
@@ -133,12 +197,6 @@
         <w:gridCol w:w="1795"/>
       </w:tblGrid>
       <w:tr>
-        <w:tblPrEx>
-          <w:tblCellMar>
-            <w:top w:w="0" w:type="dxa"/>
-            <w:bottom w:w="0" w:type="dxa"/>
-          </w:tblCellMar>
-        </w:tblPrEx>
         <w:trPr>
           <w:tblHeader/>
         </w:trPr>
@@ -330,12 +388,6 @@
         </w:tc>
       </w:tr>
       <w:tr>
-        <w:tblPrEx>
-          <w:tblCellMar>
-            <w:top w:w="0" w:type="dxa"/>
-            <w:bottom w:w="0" w:type="dxa"/>
-          </w:tblCellMar>
-        </w:tblPrEx>
         <w:tc>
           <w:tcPr>
             <w:tcW w:w="1700" w:type="dxa"/>
@@ -356,6 +408,7 @@
             <w:pPr>
               <w:spacing w:before="40" w:after="40"/>
             </w:pPr>
+            <w:proofErr w:type="spellStart"/>
             <w:r>
               <w:rPr>
                 <w:b/>
@@ -365,6 +418,7 @@
               </w:rPr>
               <w:t>DBnomics</w:t>
             </w:r>
+            <w:proofErr w:type="spellEnd"/>
           </w:p>
         </w:tc>
         <w:tc>
@@ -458,8 +512,17 @@
                 <w:sz w:val="17"/>
                 <w:szCs w:val="17"/>
               </w:rPr>
-              <w:t>Series ID format: provider/dataset/series_code</w:t>
-            </w:r>
+              <w:t>Series ID format: provider/dataset/</w:t>
+            </w:r>
+            <w:proofErr w:type="spellStart"/>
+            <w:r>
+              <w:rPr>
+                <w:sz w:val="17"/>
+                <w:szCs w:val="17"/>
+              </w:rPr>
+              <w:t>series_code</w:t>
+            </w:r>
+            <w:proofErr w:type="spellEnd"/>
           </w:p>
         </w:tc>
         <w:tc>
@@ -520,7 +583,39 @@
                 <w:sz w:val="17"/>
                 <w:szCs w:val="17"/>
               </w:rPr>
-              <w:t>Clients for Python (dbnomics), R (rdbnomics), Julia, Stata.</w:t>
+              <w:t>Clients for Python (</w:t>
+            </w:r>
+            <w:proofErr w:type="spellStart"/>
+            <w:r>
+              <w:rPr>
+                <w:sz w:val="17"/>
+                <w:szCs w:val="17"/>
+              </w:rPr>
+              <w:t>dbnomics</w:t>
+            </w:r>
+            <w:proofErr w:type="spellEnd"/>
+            <w:r>
+              <w:rPr>
+                <w:sz w:val="17"/>
+                <w:szCs w:val="17"/>
+              </w:rPr>
+              <w:t>), R (</w:t>
+            </w:r>
+            <w:proofErr w:type="spellStart"/>
+            <w:r>
+              <w:rPr>
+                <w:sz w:val="17"/>
+                <w:szCs w:val="17"/>
+              </w:rPr>
+              <w:t>rdbnomics</w:t>
+            </w:r>
+            <w:proofErr w:type="spellEnd"/>
+            <w:r>
+              <w:rPr>
+                <w:sz w:val="17"/>
+                <w:szCs w:val="17"/>
+              </w:rPr>
+              <w:t>), Julia, Stata.</w:t>
             </w:r>
           </w:p>
         </w:tc>
@@ -549,7 +644,39 @@
                 <w:sz w:val="17"/>
                 <w:szCs w:val="17"/>
               </w:rPr>
-              <w:t>~100+ providers, hundreds of millions of series. Includes IMF, OECD, ECB, Eurostat, World Bank, BIS, BLS, BEA, FRED, INSEE, Bundesbank, BoF, Bank of Italy, BCB, Banxico, NBS China, BOK, AMECO, ILO, UN, plus most G20 NSOs.</w:t>
+              <w:t xml:space="preserve">~100+ providers, hundreds of millions of series. Includes IMF, OECD, ECB, Eurostat, World Bank, BIS, BLS, BEA, FRED, INSEE, Bundesbank, </w:t>
+            </w:r>
+            <w:proofErr w:type="spellStart"/>
+            <w:r>
+              <w:rPr>
+                <w:sz w:val="17"/>
+                <w:szCs w:val="17"/>
+              </w:rPr>
+              <w:t>BoF</w:t>
+            </w:r>
+            <w:proofErr w:type="spellEnd"/>
+            <w:r>
+              <w:rPr>
+                <w:sz w:val="17"/>
+                <w:szCs w:val="17"/>
+              </w:rPr>
+              <w:t xml:space="preserve">, Bank of Italy, BCB, </w:t>
+            </w:r>
+            <w:proofErr w:type="spellStart"/>
+            <w:r>
+              <w:rPr>
+                <w:sz w:val="17"/>
+                <w:szCs w:val="17"/>
+              </w:rPr>
+              <w:t>Banxico</w:t>
+            </w:r>
+            <w:proofErr w:type="spellEnd"/>
+            <w:r>
+              <w:rPr>
+                <w:sz w:val="17"/>
+                <w:szCs w:val="17"/>
+              </w:rPr>
+              <w:t>, NBS China, BOK, AMECO, ILO, UN, plus most G20 NSOs.</w:t>
             </w:r>
           </w:p>
           <w:p>
@@ -646,18 +773,28 @@
                 <w:sz w:val="17"/>
                 <w:szCs w:val="17"/>
               </w:rPr>
-              <w:t>Caveat: a true mirror, so if a provider's series ID changes, DBnomics may lag the rename by days.</w:t>
+              <w:t xml:space="preserve">Caveat: a true mirror, so if a provider's series ID changes, </w:t>
+            </w:r>
+            <w:proofErr w:type="spellStart"/>
+            <w:r>
+              <w:rPr>
+                <w:sz w:val="17"/>
+                <w:szCs w:val="17"/>
+              </w:rPr>
+              <w:t>DBnomics</w:t>
+            </w:r>
+            <w:proofErr w:type="spellEnd"/>
+            <w:r>
+              <w:rPr>
+                <w:sz w:val="17"/>
+                <w:szCs w:val="17"/>
+              </w:rPr>
+              <w:t xml:space="preserve"> may lag the rename by days.</w:t>
             </w:r>
           </w:p>
         </w:tc>
       </w:tr>
       <w:tr>
-        <w:tblPrEx>
-          <w:tblCellMar>
-            <w:top w:w="0" w:type="dxa"/>
-            <w:bottom w:w="0" w:type="dxa"/>
-          </w:tblCellMar>
-        </w:tblPrEx>
         <w:tc>
           <w:tcPr>
             <w:tcW w:w="1700" w:type="dxa"/>
@@ -760,19 +897,67 @@
                 <w:sz w:val="17"/>
                 <w:szCs w:val="17"/>
               </w:rPr>
-              <w:t>Replaced legacy OECD.Stat in July 2024 — old endpoints deprecated.</w:t>
-            </w:r>
-          </w:p>
-          <w:p>
-            <w:pPr>
-              <w:spacing w:before="40" w:after="40"/>
-            </w:pPr>
-            <w:r>
-              <w:rPr>
-                <w:sz w:val="17"/>
-                <w:szCs w:val="17"/>
-              </w:rPr>
-              <w:t>Formats: SDMX-ML, SDMX-JSON, CSV (csvfile, csvfilewithlabels).</w:t>
+              <w:t xml:space="preserve">Replaced legacy </w:t>
+            </w:r>
+            <w:proofErr w:type="spellStart"/>
+            <w:r>
+              <w:rPr>
+                <w:sz w:val="17"/>
+                <w:szCs w:val="17"/>
+              </w:rPr>
+              <w:t>OECD.Stat</w:t>
+            </w:r>
+            <w:proofErr w:type="spellEnd"/>
+            <w:r>
+              <w:rPr>
+                <w:sz w:val="17"/>
+                <w:szCs w:val="17"/>
+              </w:rPr>
+              <w:t xml:space="preserve"> in July 2024 — old endpoints deprecated.</w:t>
+            </w:r>
+          </w:p>
+          <w:p>
+            <w:pPr>
+              <w:spacing w:before="40" w:after="40"/>
+            </w:pPr>
+            <w:r>
+              <w:rPr>
+                <w:sz w:val="17"/>
+                <w:szCs w:val="17"/>
+              </w:rPr>
+              <w:t>Formats: SDMX-ML, SDMX-JSON, CSV (</w:t>
+            </w:r>
+            <w:proofErr w:type="spellStart"/>
+            <w:r>
+              <w:rPr>
+                <w:sz w:val="17"/>
+                <w:szCs w:val="17"/>
+              </w:rPr>
+              <w:t>csvfile</w:t>
+            </w:r>
+            <w:proofErr w:type="spellEnd"/>
+            <w:r>
+              <w:rPr>
+                <w:sz w:val="17"/>
+                <w:szCs w:val="17"/>
+              </w:rPr>
+              <w:t xml:space="preserve">, </w:t>
+            </w:r>
+            <w:proofErr w:type="spellStart"/>
+            <w:r>
+              <w:rPr>
+                <w:sz w:val="17"/>
+                <w:szCs w:val="17"/>
+              </w:rPr>
+              <w:t>csvfilewithlabels</w:t>
+            </w:r>
+            <w:proofErr w:type="spellEnd"/>
+            <w:r>
+              <w:rPr>
+                <w:sz w:val="17"/>
+                <w:szCs w:val="17"/>
+              </w:rPr>
+              <w:t>).</w:t>
             </w:r>
           </w:p>
         </w:tc>
@@ -821,12 +1006,22 @@
             <w:pPr>
               <w:spacing w:before="40" w:after="40"/>
             </w:pPr>
-            <w:r>
-              <w:rPr>
-                <w:sz w:val="17"/>
-                <w:szCs w:val="17"/>
-              </w:rPr>
-              <w:t>MyOECD account optional (for saved short-URLs only).</w:t>
+            <w:proofErr w:type="spellStart"/>
+            <w:r>
+              <w:rPr>
+                <w:sz w:val="17"/>
+                <w:szCs w:val="17"/>
+              </w:rPr>
+              <w:lastRenderedPageBreak/>
+              <w:t>MyOECD</w:t>
+            </w:r>
+            <w:proofErr w:type="spellEnd"/>
+            <w:r>
+              <w:rPr>
+                <w:sz w:val="17"/>
+                <w:szCs w:val="17"/>
+              </w:rPr>
+              <w:t xml:space="preserve"> account optional (for saved short-URLs only).</w:t>
             </w:r>
           </w:p>
         </w:tc>
@@ -856,6 +1051,7 @@
                 <w:sz w:val="17"/>
                 <w:szCs w:val="17"/>
               </w:rPr>
+              <w:lastRenderedPageBreak/>
               <w:t>OECD-produced datasets covering 38 OECD members + selected non-members (incl. all G20). Strong on harmonised cross-country comparisons.</w:t>
             </w:r>
           </w:p>
@@ -868,7 +1064,31 @@
                 <w:sz w:val="17"/>
                 <w:szCs w:val="17"/>
               </w:rPr>
-              <w:t>Headline: QNA (quarterly national accounts), MEI (main economic indicators), CPI/PPI, Labour Force, CLI (composite leading indicators), STAN, Trade in Value Added (TiVA), Revenue Statistics.</w:t>
+              <w:t xml:space="preserve">Headline: QNA (quarterly national accounts), MEI (main economic </w:t>
+            </w:r>
+            <w:r>
+              <w:rPr>
+                <w:sz w:val="17"/>
+                <w:szCs w:val="17"/>
+              </w:rPr>
+              <w:lastRenderedPageBreak/>
+              <w:t>indicators), CPI/PPI, Labour Force, CLI (composite leading indicators), STAN, Trade in Value Added (</w:t>
+            </w:r>
+            <w:proofErr w:type="spellStart"/>
+            <w:r>
+              <w:rPr>
+                <w:sz w:val="17"/>
+                <w:szCs w:val="17"/>
+              </w:rPr>
+              <w:t>TiVA</w:t>
+            </w:r>
+            <w:proofErr w:type="spellEnd"/>
+            <w:r>
+              <w:rPr>
+                <w:sz w:val="17"/>
+                <w:szCs w:val="17"/>
+              </w:rPr>
+              <w:t>), Revenue Statistics.</w:t>
             </w:r>
           </w:p>
         </w:tc>
@@ -898,6 +1118,7 @@
                 <w:sz w:val="17"/>
                 <w:szCs w:val="17"/>
               </w:rPr>
+              <w:lastRenderedPageBreak/>
               <w:t>Headline indicators (CPI, MEI, CLI) updated monthly within ~1 week of source release. QNA quarterly. Most series annual or quarterly — not designed for daily/intraday.</w:t>
             </w:r>
           </w:p>
@@ -910,6 +1131,7 @@
                 <w:sz w:val="17"/>
                 <w:szCs w:val="17"/>
               </w:rPr>
+              <w:lastRenderedPageBreak/>
               <w:t>Some series carry 1–</w:t>
             </w:r>
             <w:proofErr w:type="gramStart"/>
@@ -959,6 +1181,7 @@
                 <w:sz w:val="17"/>
                 <w:szCs w:val="17"/>
               </w:rPr>
+              <w:lastRenderedPageBreak/>
               <w:t>EXCELLENT for harmonised cross-country comparisons.</w:t>
             </w:r>
           </w:p>
@@ -977,12 +1200,6 @@
         </w:tc>
       </w:tr>
       <w:tr>
-        <w:tblPrEx>
-          <w:tblCellMar>
-            <w:top w:w="0" w:type="dxa"/>
-            <w:bottom w:w="0" w:type="dxa"/>
-          </w:tblCellMar>
-        </w:tblPrEx>
         <w:tc>
           <w:tcPr>
             <w:tcW w:w="1700" w:type="dxa"/>
@@ -1165,8 +1382,23 @@
                 <w:sz w:val="17"/>
                 <w:szCs w:val="17"/>
               </w:rPr>
-              <w:lastRenderedPageBreak/>
-              <w:t>Best single source for emerging-market BoP, fiscal, and external debt data.</w:t>
+              <w:t xml:space="preserve">Best single source for emerging-market </w:t>
+            </w:r>
+            <w:proofErr w:type="spellStart"/>
+            <w:r>
+              <w:rPr>
+                <w:sz w:val="17"/>
+                <w:szCs w:val="17"/>
+              </w:rPr>
+              <w:t>BoP</w:t>
+            </w:r>
+            <w:proofErr w:type="spellEnd"/>
+            <w:r>
+              <w:rPr>
+                <w:sz w:val="17"/>
+                <w:szCs w:val="17"/>
+              </w:rPr>
+              <w:t>, fiscal, and external debt data.</w:t>
             </w:r>
           </w:p>
         </w:tc>
@@ -1195,7 +1427,6 @@
                 <w:sz w:val="17"/>
                 <w:szCs w:val="17"/>
               </w:rPr>
-              <w:lastRenderedPageBreak/>
               <w:t>Macro time series typically updated monthly with ~2-month lag from country source. WEO refreshed twice a year (April &amp; October).</w:t>
             </w:r>
           </w:p>
@@ -1252,18 +1483,28 @@
                 <w:sz w:val="17"/>
                 <w:szCs w:val="17"/>
               </w:rPr>
-              <w:t>Slower-moving than DBnomics for headline data but the authoritative source for IMF-produced series.</w:t>
+              <w:t xml:space="preserve">Slower-moving than </w:t>
+            </w:r>
+            <w:proofErr w:type="spellStart"/>
+            <w:r>
+              <w:rPr>
+                <w:sz w:val="17"/>
+                <w:szCs w:val="17"/>
+              </w:rPr>
+              <w:t>DBnomics</w:t>
+            </w:r>
+            <w:proofErr w:type="spellEnd"/>
+            <w:r>
+              <w:rPr>
+                <w:sz w:val="17"/>
+                <w:szCs w:val="17"/>
+              </w:rPr>
+              <w:t xml:space="preserve"> for headline data but the authoritative source for IMF-produced series.</w:t>
             </w:r>
           </w:p>
         </w:tc>
       </w:tr>
       <w:tr>
-        <w:tblPrEx>
-          <w:tblCellMar>
-            <w:top w:w="0" w:type="dxa"/>
-            <w:bottom w:w="0" w:type="dxa"/>
-          </w:tblCellMar>
-        </w:tblPrEx>
         <w:tc>
           <w:tcPr>
             <w:tcW w:w="1700" w:type="dxa"/>
@@ -1426,7 +1667,23 @@
                 <w:sz w:val="17"/>
                 <w:szCs w:val="17"/>
               </w:rPr>
-              <w:t>EU + EFTA + EU candidate countries. Some G20 coverage via partner-country breakdowns in trade and BoP datasets.</w:t>
+              <w:t xml:space="preserve">EU + EFTA + EU candidate countries. Some G20 coverage via partner-country breakdowns in trade and </w:t>
+            </w:r>
+            <w:proofErr w:type="spellStart"/>
+            <w:r>
+              <w:rPr>
+                <w:sz w:val="17"/>
+                <w:szCs w:val="17"/>
+              </w:rPr>
+              <w:t>BoP</w:t>
+            </w:r>
+            <w:proofErr w:type="spellEnd"/>
+            <w:r>
+              <w:rPr>
+                <w:sz w:val="17"/>
+                <w:szCs w:val="17"/>
+              </w:rPr>
+              <w:t xml:space="preserve"> datasets.</w:t>
             </w:r>
           </w:p>
           <w:p>
@@ -1519,12 +1776,6 @@
         </w:tc>
       </w:tr>
       <w:tr>
-        <w:tblPrEx>
-          <w:tblCellMar>
-            <w:top w:w="0" w:type="dxa"/>
-            <w:bottom w:w="0" w:type="dxa"/>
-          </w:tblCellMar>
-        </w:tblPrEx>
         <w:tc>
           <w:tcPr>
             <w:tcW w:w="1700" w:type="dxa"/>
@@ -1714,7 +1965,15 @@
                 <w:sz w:val="17"/>
                 <w:szCs w:val="17"/>
               </w:rPr>
-              <w:t>~16,000 indicators across 45+ databases: WDI, Doing Business legacy, Worldwide Governance Indicators, International Debt Statistics, Findex, Climate Change CCDR, Education Stats, Gender Stats, Poverty &amp; Equity, Human Capital Index.</w:t>
+              <w:t xml:space="preserve">~16,000 indicators across 45+ databases: WDI, Doing Business legacy, Worldwide Governance Indicators, International Debt Statistics, Findex, Climate Change CCDR, Education Stats, Gender </w:t>
+            </w:r>
+            <w:r>
+              <w:rPr>
+                <w:sz w:val="17"/>
+                <w:szCs w:val="17"/>
+              </w:rPr>
+              <w:lastRenderedPageBreak/>
+              <w:t>Stats, Poverty &amp; Equity, Human Capital Index.</w:t>
             </w:r>
           </w:p>
           <w:p>
@@ -1755,6 +2014,7 @@
                 <w:sz w:val="17"/>
                 <w:szCs w:val="17"/>
               </w:rPr>
+              <w:lastRenderedPageBreak/>
               <w:t>Mostly annual data — not for high-frequency monitoring. Updated when country statistics offices submit (typically 6–</w:t>
             </w:r>
             <w:proofErr w:type="gramStart"/>
@@ -1783,7 +2043,24 @@
                 <w:sz w:val="17"/>
                 <w:szCs w:val="17"/>
               </w:rPr>
-              <w:t>Quarterly frequency available for a small subset (GDP, BoP).</w:t>
+              <w:lastRenderedPageBreak/>
+              <w:t xml:space="preserve">Quarterly frequency available for a small subset (GDP, </w:t>
+            </w:r>
+            <w:proofErr w:type="spellStart"/>
+            <w:r>
+              <w:rPr>
+                <w:sz w:val="17"/>
+                <w:szCs w:val="17"/>
+              </w:rPr>
+              <w:t>BoP</w:t>
+            </w:r>
+            <w:proofErr w:type="spellEnd"/>
+            <w:r>
+              <w:rPr>
+                <w:sz w:val="17"/>
+                <w:szCs w:val="17"/>
+              </w:rPr>
+              <w:t>).</w:t>
             </w:r>
           </w:p>
         </w:tc>
@@ -1815,6 +2092,7 @@
                 <w:sz w:val="17"/>
                 <w:szCs w:val="17"/>
               </w:rPr>
+              <w:lastRenderedPageBreak/>
               <w:t>BEST FOR LONG-RUN structural indicators and EM development data.</w:t>
             </w:r>
           </w:p>
@@ -1833,12 +2111,6 @@
         </w:tc>
       </w:tr>
       <w:tr>
-        <w:tblPrEx>
-          <w:tblCellMar>
-            <w:top w:w="0" w:type="dxa"/>
-            <w:bottom w:w="0" w:type="dxa"/>
-          </w:tblCellMar>
-        </w:tblPrEx>
         <w:tc>
           <w:tcPr>
             <w:tcW w:w="1700" w:type="dxa"/>
@@ -2156,12 +2428,6 @@
         </w:tc>
       </w:tr>
       <w:tr>
-        <w:tblPrEx>
-          <w:tblCellMar>
-            <w:top w:w="0" w:type="dxa"/>
-            <w:bottom w:w="0" w:type="dxa"/>
-          </w:tblCellMar>
-        </w:tblPrEx>
         <w:tc>
           <w:tcPr>
             <w:tcW w:w="1700" w:type="dxa"/>
@@ -2348,7 +2614,23 @@
                 <w:sz w:val="17"/>
                 <w:szCs w:val="17"/>
               </w:rPr>
-              <w:t>Limitation: only ~⅓ of series are non-US. EM coverage is shallower than DBnomics.</w:t>
+              <w:t xml:space="preserve">Limitation: only ~⅓ of series are non-US. EM coverage is shallower than </w:t>
+            </w:r>
+            <w:proofErr w:type="spellStart"/>
+            <w:r>
+              <w:rPr>
+                <w:sz w:val="17"/>
+                <w:szCs w:val="17"/>
+              </w:rPr>
+              <w:t>DBnomics</w:t>
+            </w:r>
+            <w:proofErr w:type="spellEnd"/>
+            <w:r>
+              <w:rPr>
+                <w:sz w:val="17"/>
+                <w:szCs w:val="17"/>
+              </w:rPr>
+              <w:t>.</w:t>
             </w:r>
           </w:p>
         </w:tc>
@@ -2401,7 +2683,23 @@
                 <w:sz w:val="17"/>
                 <w:szCs w:val="17"/>
               </w:rPr>
-              <w:t>ALFRED provides vintage/point-in-time data — uniquely valuable for backtesting.</w:t>
+              <w:t xml:space="preserve">ALFRED provides vintage/point-in-time data — uniquely valuable for </w:t>
+            </w:r>
+            <w:proofErr w:type="spellStart"/>
+            <w:r>
+              <w:rPr>
+                <w:sz w:val="17"/>
+                <w:szCs w:val="17"/>
+              </w:rPr>
+              <w:t>backtesting</w:t>
+            </w:r>
+            <w:proofErr w:type="spellEnd"/>
+            <w:r>
+              <w:rPr>
+                <w:sz w:val="17"/>
+                <w:szCs w:val="17"/>
+              </w:rPr>
+              <w:t>.</w:t>
             </w:r>
           </w:p>
         </w:tc>
@@ -2445,18 +2743,28 @@
                 <w:sz w:val="17"/>
                 <w:szCs w:val="17"/>
               </w:rPr>
-              <w:t>For non-US, prefer DBnomics or the original source for completeness.</w:t>
+              <w:t xml:space="preserve">For non-US, prefer </w:t>
+            </w:r>
+            <w:proofErr w:type="spellStart"/>
+            <w:r>
+              <w:rPr>
+                <w:sz w:val="17"/>
+                <w:szCs w:val="17"/>
+              </w:rPr>
+              <w:t>DBnomics</w:t>
+            </w:r>
+            <w:proofErr w:type="spellEnd"/>
+            <w:r>
+              <w:rPr>
+                <w:sz w:val="17"/>
+                <w:szCs w:val="17"/>
+              </w:rPr>
+              <w:t xml:space="preserve"> or the original source for completeness.</w:t>
             </w:r>
           </w:p>
         </w:tc>
       </w:tr>
       <w:tr>
-        <w:tblPrEx>
-          <w:tblCellMar>
-            <w:top w:w="0" w:type="dxa"/>
-            <w:bottom w:w="0" w:type="dxa"/>
-          </w:tblCellMar>
-        </w:tblPrEx>
         <w:tc>
           <w:tcPr>
             <w:tcW w:w="1700" w:type="dxa"/>
@@ -2485,7 +2793,6 @@
                 <w:sz w:val="19"/>
                 <w:szCs w:val="19"/>
               </w:rPr>
-              <w:lastRenderedPageBreak/>
               <w:t>UN Comtrade</w:t>
             </w:r>
           </w:p>
@@ -2538,6 +2845,7 @@
                 <w:sz w:val="17"/>
                 <w:szCs w:val="17"/>
               </w:rPr>
+              <w:lastRenderedPageBreak/>
               <w:t xml:space="preserve">Docs: </w:t>
             </w:r>
             <w:hyperlink r:id="rId23" w:history="1">
@@ -2578,7 +2886,16 @@
                 <w:sz w:val="17"/>
                 <w:szCs w:val="17"/>
               </w:rPr>
-              <w:t>Free API key (free tier — registration required). Premium subscription discontinued Jan 2026 for individuals.</w:t>
+              <w:lastRenderedPageBreak/>
+              <w:t xml:space="preserve">Free API key (free tier — </w:t>
+            </w:r>
+            <w:r>
+              <w:rPr>
+                <w:sz w:val="17"/>
+                <w:szCs w:val="17"/>
+              </w:rPr>
+              <w:lastRenderedPageBreak/>
+              <w:t>registration required). Premium subscription discontinued Jan 2026 for individuals.</w:t>
             </w:r>
           </w:p>
           <w:p>
@@ -2620,7 +2937,16 @@
                 <w:sz w:val="17"/>
                 <w:szCs w:val="17"/>
               </w:rPr>
-              <w:t>Bilateral merchandise trade by HS code, SITC, BEC for ~200 countries since 1962. Monthly and annual. Trade-in-services dataset separate.</w:t>
+              <w:lastRenderedPageBreak/>
+              <w:t xml:space="preserve">Bilateral merchandise trade by HS code, SITC, </w:t>
+            </w:r>
+            <w:r>
+              <w:rPr>
+                <w:sz w:val="17"/>
+                <w:szCs w:val="17"/>
+              </w:rPr>
+              <w:lastRenderedPageBreak/>
+              <w:t>BEC for ~200 countries since 1962. Monthly and annual. Trade-in-services dataset separate.</w:t>
             </w:r>
           </w:p>
         </w:tc>
@@ -2650,7 +2976,16 @@
                 <w:sz w:val="17"/>
                 <w:szCs w:val="17"/>
               </w:rPr>
-              <w:t>Country reporting lags 1–3 months for major economies, longer for smaller. Not appropriate for current-month signals.</w:t>
+              <w:lastRenderedPageBreak/>
+              <w:t xml:space="preserve">Country reporting lags 1–3 months for major </w:t>
+            </w:r>
+            <w:r>
+              <w:rPr>
+                <w:sz w:val="17"/>
+                <w:szCs w:val="17"/>
+              </w:rPr>
+              <w:lastRenderedPageBreak/>
+              <w:t>economies, longer for smaller. Not appropriate for current-month signals.</w:t>
             </w:r>
           </w:p>
         </w:tc>
@@ -2683,7 +3018,19 @@
                 <w:sz w:val="17"/>
                 <w:szCs w:val="17"/>
               </w:rPr>
-              <w:t>BEST FOR bilateral trade composition and supply-chain analysis.</w:t>
+              <w:lastRenderedPageBreak/>
+              <w:t xml:space="preserve">BEST FOR bilateral trade </w:t>
+            </w:r>
+            <w:r>
+              <w:rPr>
+                <w:b/>
+                <w:bCs/>
+                <w:color w:val="1B5E20"/>
+                <w:sz w:val="17"/>
+                <w:szCs w:val="17"/>
+              </w:rPr>
+              <w:lastRenderedPageBreak/>
+              <w:t>composition and supply-chain analysis.</w:t>
             </w:r>
           </w:p>
           <w:p>
@@ -2701,12 +3048,6 @@
         </w:tc>
       </w:tr>
       <w:tr>
-        <w:tblPrEx>
-          <w:tblCellMar>
-            <w:top w:w="0" w:type="dxa"/>
-            <w:bottom w:w="0" w:type="dxa"/>
-          </w:tblCellMar>
-        </w:tblPrEx>
         <w:tc>
           <w:tcPr>
             <w:tcW w:w="1700" w:type="dxa"/>
@@ -2734,6 +3075,7 @@
                 <w:sz w:val="19"/>
                 <w:szCs w:val="19"/>
               </w:rPr>
+              <w:lastRenderedPageBreak/>
               <w:t>ILOSTAT</w:t>
             </w:r>
           </w:p>
@@ -2967,7 +3309,39 @@
           <w:sz w:val="18"/>
           <w:szCs w:val="18"/>
         </w:rPr>
-        <w:t>An aggregator can never be fresher than its source. Most apply a polling cadence (typically daily) on top of the source's release cadence, so cumulative lag is source_lag + polling_lag. For monthly indicators this is usually invisible; for daily FX or rates it adds a business day in most cases.</w:t>
+        <w:t xml:space="preserve">An aggregator can never be fresher than its source. Most apply a polling cadence (typically daily) on top of the source's release cadence, so cumulative lag is </w:t>
+      </w:r>
+      <w:proofErr w:type="spellStart"/>
+      <w:r>
+        <w:rPr>
+          <w:sz w:val="18"/>
+          <w:szCs w:val="18"/>
+        </w:rPr>
+        <w:t>source_lag</w:t>
+      </w:r>
+      <w:proofErr w:type="spellEnd"/>
+      <w:r>
+        <w:rPr>
+          <w:sz w:val="18"/>
+          <w:szCs w:val="18"/>
+        </w:rPr>
+        <w:t xml:space="preserve"> + </w:t>
+      </w:r>
+      <w:proofErr w:type="spellStart"/>
+      <w:r>
+        <w:rPr>
+          <w:sz w:val="18"/>
+          <w:szCs w:val="18"/>
+        </w:rPr>
+        <w:t>polling_lag</w:t>
+      </w:r>
+      <w:proofErr w:type="spellEnd"/>
+      <w:r>
+        <w:rPr>
+          <w:sz w:val="18"/>
+          <w:szCs w:val="18"/>
+        </w:rPr>
+        <w:t>. For monthly indicators this is usually invisible; for daily FX or rates it adds a business day in most cases.</w:t>
       </w:r>
     </w:p>
     <w:p>
@@ -3009,7 +3383,23 @@
           <w:sz w:val="18"/>
           <w:szCs w:val="18"/>
         </w:rPr>
-        <w:t>Most aggregators show only the latest vintage. For point-in-time research (e.g. "what did the market know at the FOMC meeting"), only ALFRED (FRED's vintage archive) and a handful of national sources offer true real-time data. DBnomics does not preserve vintages.</w:t>
+        <w:t xml:space="preserve">Most aggregators show only the latest vintage. For point-in-time research (e.g. "what did the market know at the FOMC meeting"), only ALFRED (FRED's vintage archive) and a handful of national sources offer true real-time data. </w:t>
+      </w:r>
+      <w:proofErr w:type="spellStart"/>
+      <w:r>
+        <w:rPr>
+          <w:sz w:val="18"/>
+          <w:szCs w:val="18"/>
+        </w:rPr>
+        <w:t>DBnomics</w:t>
+      </w:r>
+      <w:proofErr w:type="spellEnd"/>
+      <w:r>
+        <w:rPr>
+          <w:sz w:val="18"/>
+          <w:szCs w:val="18"/>
+        </w:rPr>
+        <w:t xml:space="preserve"> does not preserve vintages.</w:t>
       </w:r>
     </w:p>
     <w:p>
@@ -3030,7 +3420,23 @@
           <w:sz w:val="18"/>
           <w:szCs w:val="18"/>
         </w:rPr>
-        <w:t>Aggregators add a single point of failure. If DBnomics is down, you lose access to all 100+ providers simultaneously. For production workflows, keep a fallback path to at least one direct source per critical series.</w:t>
+        <w:t xml:space="preserve">Aggregators add a single point of failure. If </w:t>
+      </w:r>
+      <w:proofErr w:type="spellStart"/>
+      <w:r>
+        <w:rPr>
+          <w:sz w:val="18"/>
+          <w:szCs w:val="18"/>
+        </w:rPr>
+        <w:t>DBnomics</w:t>
+      </w:r>
+      <w:proofErr w:type="spellEnd"/>
+      <w:r>
+        <w:rPr>
+          <w:sz w:val="18"/>
+          <w:szCs w:val="18"/>
+        </w:rPr>
+        <w:t xml:space="preserve"> is down, you lose access to all 100+ providers simultaneously. For production workflows, keep a fallback path to at least one direct source per critical series.</w:t>
       </w:r>
     </w:p>
     <w:p>
@@ -3099,12 +3505,6 @@
         <w:gridCol w:w="2953"/>
       </w:tblGrid>
       <w:tr>
-        <w:tblPrEx>
-          <w:tblCellMar>
-            <w:top w:w="0" w:type="dxa"/>
-            <w:bottom w:w="0" w:type="dxa"/>
-          </w:tblCellMar>
-        </w:tblPrEx>
         <w:trPr>
           <w:tblHeader/>
         </w:trPr>
@@ -3135,6 +3535,7 @@
                 <w:bCs/>
                 <w:color w:val="FFFFFF"/>
               </w:rPr>
+              <w:lastRenderedPageBreak/>
               <w:t>Country</w:t>
             </w:r>
           </w:p>
@@ -3265,12 +3666,6 @@
         </w:tc>
       </w:tr>
       <w:tr>
-        <w:tblPrEx>
-          <w:tblCellMar>
-            <w:top w:w="0" w:type="dxa"/>
-            <w:bottom w:w="0" w:type="dxa"/>
-          </w:tblCellMar>
-        </w:tblPrEx>
         <w:tc>
           <w:tcPr>
             <w:tcW w:w="1500" w:type="dxa"/>
@@ -3466,12 +3861,6 @@
         </w:tc>
       </w:tr>
       <w:tr>
-        <w:tblPrEx>
-          <w:tblCellMar>
-            <w:top w:w="0" w:type="dxa"/>
-            <w:bottom w:w="0" w:type="dxa"/>
-          </w:tblCellMar>
-        </w:tblPrEx>
         <w:tc>
           <w:tcPr>
             <w:tcW w:w="1500" w:type="dxa"/>
@@ -3660,12 +4049,6 @@
         </w:tc>
       </w:tr>
       <w:tr>
-        <w:tblPrEx>
-          <w:tblCellMar>
-            <w:top w:w="0" w:type="dxa"/>
-            <w:bottom w:w="0" w:type="dxa"/>
-          </w:tblCellMar>
-        </w:tblPrEx>
         <w:tc>
           <w:tcPr>
             <w:tcW w:w="1500" w:type="dxa"/>
@@ -3855,26 +4238,12 @@
                 <w:sz w:val="17"/>
                 <w:szCs w:val="17"/>
               </w:rPr>
-              <w:t xml:space="preserve">UK gilt yields (nominal &amp; inflation-linked, par &amp; zero-coupon), Bank Rate, SONIA, money supply, mortgage rates, sterling FX rates. </w:t>
-            </w:r>
-            <w:r>
-              <w:rPr>
-                <w:sz w:val="17"/>
-                <w:szCs w:val="17"/>
-              </w:rPr>
-              <w:lastRenderedPageBreak/>
-              <w:t>Daily series — preferred over aggregator for same-day data.</w:t>
+              <w:t>UK gilt yields (nominal &amp; inflation-linked, par &amp; zero-coupon), Bank Rate, SONIA, money supply, mortgage rates, sterling FX rates. Daily series — preferred over aggregator for same-day data.</w:t>
             </w:r>
           </w:p>
         </w:tc>
       </w:tr>
       <w:tr>
-        <w:tblPrEx>
-          <w:tblCellMar>
-            <w:top w:w="0" w:type="dxa"/>
-            <w:bottom w:w="0" w:type="dxa"/>
-          </w:tblCellMar>
-        </w:tblPrEx>
         <w:tc>
           <w:tcPr>
             <w:tcW w:w="1500" w:type="dxa"/>
@@ -3903,7 +4272,6 @@
                 <w:sz w:val="18"/>
                 <w:szCs w:val="18"/>
               </w:rPr>
-              <w:lastRenderedPageBreak/>
               <w:t>United Kingdom</w:t>
             </w:r>
           </w:p>
@@ -4064,12 +4432,6 @@
         </w:tc>
       </w:tr>
       <w:tr>
-        <w:tblPrEx>
-          <w:tblCellMar>
-            <w:top w:w="0" w:type="dxa"/>
-            <w:bottom w:w="0" w:type="dxa"/>
-          </w:tblCellMar>
-        </w:tblPrEx>
         <w:tc>
           <w:tcPr>
             <w:tcW w:w="1500" w:type="dxa"/>
@@ -4269,12 +4631,6 @@
         </w:tc>
       </w:tr>
       <w:tr>
-        <w:tblPrEx>
-          <w:tblCellMar>
-            <w:top w:w="0" w:type="dxa"/>
-            <w:bottom w:w="0" w:type="dxa"/>
-          </w:tblCellMar>
-        </w:tblPrEx>
         <w:tc>
           <w:tcPr>
             <w:tcW w:w="1500" w:type="dxa"/>
@@ -4457,18 +4813,28 @@
                 <w:sz w:val="17"/>
                 <w:szCs w:val="17"/>
               </w:rPr>
-              <w:t>German bund yields incl. zero-coupon term structure, ECB-equivalent monetary statistics for DE, MFI balance sheet items, BoP, FDI, exchange rates.</w:t>
+              <w:t xml:space="preserve">German bund yields incl. zero-coupon term structure, ECB-equivalent monetary statistics for DE, MFI balance sheet items, </w:t>
+            </w:r>
+            <w:proofErr w:type="spellStart"/>
+            <w:r>
+              <w:rPr>
+                <w:sz w:val="17"/>
+                <w:szCs w:val="17"/>
+              </w:rPr>
+              <w:t>BoP</w:t>
+            </w:r>
+            <w:proofErr w:type="spellEnd"/>
+            <w:r>
+              <w:rPr>
+                <w:sz w:val="17"/>
+                <w:szCs w:val="17"/>
+              </w:rPr>
+              <w:t>, FDI, exchange rates.</w:t>
             </w:r>
           </w:p>
         </w:tc>
       </w:tr>
       <w:tr>
-        <w:tblPrEx>
-          <w:tblCellMar>
-            <w:top w:w="0" w:type="dxa"/>
-            <w:bottom w:w="0" w:type="dxa"/>
-          </w:tblCellMar>
-        </w:tblPrEx>
         <w:tc>
           <w:tcPr>
             <w:tcW w:w="1500" w:type="dxa"/>
@@ -4520,6 +4886,7 @@
             <w:pPr>
               <w:spacing w:before="40" w:after="40"/>
             </w:pPr>
+            <w:proofErr w:type="spellStart"/>
             <w:r>
               <w:rPr>
                 <w:b/>
@@ -4527,7 +4894,17 @@
                 <w:sz w:val="17"/>
                 <w:szCs w:val="17"/>
               </w:rPr>
-              <w:t>Destatis — GENESIS</w:t>
+              <w:t>Destatis</w:t>
+            </w:r>
+            <w:proofErr w:type="spellEnd"/>
+            <w:r>
+              <w:rPr>
+                <w:b/>
+                <w:bCs/>
+                <w:sz w:val="17"/>
+                <w:szCs w:val="17"/>
+              </w:rPr>
+              <w:t xml:space="preserve"> — GENESIS</w:t>
             </w:r>
           </w:p>
         </w:tc>
@@ -4652,12 +5029,6 @@
         </w:tc>
       </w:tr>
       <w:tr>
-        <w:tblPrEx>
-          <w:tblCellMar>
-            <w:top w:w="0" w:type="dxa"/>
-            <w:bottom w:w="0" w:type="dxa"/>
-          </w:tblCellMar>
-        </w:tblPrEx>
         <w:tc>
           <w:tcPr>
             <w:tcW w:w="1500" w:type="dxa"/>
@@ -4686,6 +5057,7 @@
                 <w:sz w:val="18"/>
                 <w:szCs w:val="18"/>
               </w:rPr>
+              <w:lastRenderedPageBreak/>
               <w:t>France</w:t>
             </w:r>
           </w:p>
@@ -4718,8 +5090,19 @@
                 <w:sz w:val="17"/>
                 <w:szCs w:val="17"/>
               </w:rPr>
-              <w:t>Banque de France — Webstat</w:t>
-            </w:r>
+              <w:t xml:space="preserve">Banque de France — </w:t>
+            </w:r>
+            <w:proofErr w:type="spellStart"/>
+            <w:r>
+              <w:rPr>
+                <w:b/>
+                <w:bCs/>
+                <w:sz w:val="17"/>
+                <w:szCs w:val="17"/>
+              </w:rPr>
+              <w:t>Webstat</w:t>
+            </w:r>
+            <w:proofErr w:type="spellEnd"/>
           </w:p>
         </w:tc>
         <w:tc>
@@ -4810,7 +5193,23 @@
                 <w:sz w:val="17"/>
                 <w:szCs w:val="17"/>
               </w:rPr>
-              <w:t>Free API key required (Webstat portal). SDMX-compliant.</w:t>
+              <w:t>Free API key required (</w:t>
+            </w:r>
+            <w:proofErr w:type="spellStart"/>
+            <w:r>
+              <w:rPr>
+                <w:sz w:val="17"/>
+                <w:szCs w:val="17"/>
+              </w:rPr>
+              <w:t>Webstat</w:t>
+            </w:r>
+            <w:proofErr w:type="spellEnd"/>
+            <w:r>
+              <w:rPr>
+                <w:sz w:val="17"/>
+                <w:szCs w:val="17"/>
+              </w:rPr>
+              <w:t xml:space="preserve"> portal). SDMX-compliant.</w:t>
             </w:r>
           </w:p>
         </w:tc>
@@ -4840,18 +5239,28 @@
                 <w:sz w:val="17"/>
                 <w:szCs w:val="17"/>
               </w:rPr>
-              <w:t>OAT yields, ECB monetary statistics for FR, French BoP, IIP, business climate surveys, household and corporate credit.</w:t>
+              <w:t xml:space="preserve">OAT yields, ECB monetary statistics for FR, French </w:t>
+            </w:r>
+            <w:proofErr w:type="spellStart"/>
+            <w:r>
+              <w:rPr>
+                <w:sz w:val="17"/>
+                <w:szCs w:val="17"/>
+              </w:rPr>
+              <w:t>BoP</w:t>
+            </w:r>
+            <w:proofErr w:type="spellEnd"/>
+            <w:r>
+              <w:rPr>
+                <w:sz w:val="17"/>
+                <w:szCs w:val="17"/>
+              </w:rPr>
+              <w:t>, IIP, business climate surveys, household and corporate credit.</w:t>
             </w:r>
           </w:p>
         </w:tc>
       </w:tr>
       <w:tr>
-        <w:tblPrEx>
-          <w:tblCellMar>
-            <w:top w:w="0" w:type="dxa"/>
-            <w:bottom w:w="0" w:type="dxa"/>
-          </w:tblCellMar>
-        </w:tblPrEx>
         <w:tc>
           <w:tcPr>
             <w:tcW w:w="1500" w:type="dxa"/>
@@ -5000,7 +5409,23 @@
                 <w:sz w:val="17"/>
                 <w:szCs w:val="17"/>
               </w:rPr>
-              <w:t>Free OAuth token from api.insee.fr portal. SDMX 2.1; up to 400 series per idbank request.</w:t>
+              <w:t xml:space="preserve">Free OAuth token from api.insee.fr portal. SDMX 2.1; up to 400 series per </w:t>
+            </w:r>
+            <w:proofErr w:type="spellStart"/>
+            <w:r>
+              <w:rPr>
+                <w:sz w:val="17"/>
+                <w:szCs w:val="17"/>
+              </w:rPr>
+              <w:t>idbank</w:t>
+            </w:r>
+            <w:proofErr w:type="spellEnd"/>
+            <w:r>
+              <w:rPr>
+                <w:sz w:val="17"/>
+                <w:szCs w:val="17"/>
+              </w:rPr>
+              <w:t xml:space="preserve"> request.</w:t>
             </w:r>
           </w:p>
         </w:tc>
@@ -5035,12 +5460,6 @@
         </w:tc>
       </w:tr>
       <w:tr>
-        <w:tblPrEx>
-          <w:tblCellMar>
-            <w:top w:w="0" w:type="dxa"/>
-            <w:bottom w:w="0" w:type="dxa"/>
-          </w:tblCellMar>
-        </w:tblPrEx>
         <w:tc>
           <w:tcPr>
             <w:tcW w:w="1500" w:type="dxa"/>
@@ -5101,8 +5520,19 @@
                 <w:sz w:val="17"/>
                 <w:szCs w:val="17"/>
               </w:rPr>
-              <w:t>Banca d'Italia — BDS / Infostat</w:t>
-            </w:r>
+              <w:t xml:space="preserve">Banca d'Italia — BDS / </w:t>
+            </w:r>
+            <w:proofErr w:type="spellStart"/>
+            <w:r>
+              <w:rPr>
+                <w:b/>
+                <w:bCs/>
+                <w:sz w:val="17"/>
+                <w:szCs w:val="17"/>
+              </w:rPr>
+              <w:t>Infostat</w:t>
+            </w:r>
+            <w:proofErr w:type="spellEnd"/>
           </w:p>
         </w:tc>
         <w:tc>
@@ -5239,18 +5669,28 @@
                 <w:sz w:val="17"/>
                 <w:szCs w:val="17"/>
               </w:rPr>
-              <w:t>BTP yields, public finances, household &amp; corporate financial wealth, BoP, MFI for IT, household survey on income &amp; wealth (SHIW).</w:t>
+              <w:t xml:space="preserve">BTP yields, public finances, household &amp; corporate financial wealth, </w:t>
+            </w:r>
+            <w:proofErr w:type="spellStart"/>
+            <w:r>
+              <w:rPr>
+                <w:sz w:val="17"/>
+                <w:szCs w:val="17"/>
+              </w:rPr>
+              <w:t>BoP</w:t>
+            </w:r>
+            <w:proofErr w:type="spellEnd"/>
+            <w:r>
+              <w:rPr>
+                <w:sz w:val="17"/>
+                <w:szCs w:val="17"/>
+              </w:rPr>
+              <w:t>, MFI for IT, household survey on income &amp; wealth (SHIW).</w:t>
             </w:r>
           </w:p>
         </w:tc>
       </w:tr>
       <w:tr>
-        <w:tblPrEx>
-          <w:tblCellMar>
-            <w:top w:w="0" w:type="dxa"/>
-            <w:bottom w:w="0" w:type="dxa"/>
-          </w:tblCellMar>
-        </w:tblPrEx>
         <w:tc>
           <w:tcPr>
             <w:tcW w:w="1500" w:type="dxa"/>
@@ -5462,12 +5902,6 @@
         </w:tc>
       </w:tr>
       <w:tr>
-        <w:tblPrEx>
-          <w:tblCellMar>
-            <w:top w:w="0" w:type="dxa"/>
-            <w:bottom w:w="0" w:type="dxa"/>
-          </w:tblCellMar>
-        </w:tblPrEx>
         <w:tc>
           <w:tcPr>
             <w:tcW w:w="1500" w:type="dxa"/>
@@ -5656,12 +6090,6 @@
         </w:tc>
       </w:tr>
       <w:tr>
-        <w:tblPrEx>
-          <w:tblCellMar>
-            <w:top w:w="0" w:type="dxa"/>
-            <w:bottom w:w="0" w:type="dxa"/>
-          </w:tblCellMar>
-        </w:tblPrEx>
         <w:tc>
           <w:tcPr>
             <w:tcW w:w="1500" w:type="dxa"/>
@@ -5822,7 +6250,39 @@
                 <w:sz w:val="17"/>
                 <w:szCs w:val="17"/>
               </w:rPr>
-              <w:t>Limit: 50 req/sec server, 25 req/sec per IP. Daily refresh 8:30 ET.</w:t>
+              <w:t xml:space="preserve">Limit: 50 </w:t>
+            </w:r>
+            <w:proofErr w:type="spellStart"/>
+            <w:r>
+              <w:rPr>
+                <w:sz w:val="17"/>
+                <w:szCs w:val="17"/>
+              </w:rPr>
+              <w:t>req</w:t>
+            </w:r>
+            <w:proofErr w:type="spellEnd"/>
+            <w:r>
+              <w:rPr>
+                <w:sz w:val="17"/>
+                <w:szCs w:val="17"/>
+              </w:rPr>
+              <w:t xml:space="preserve">/sec server, 25 </w:t>
+            </w:r>
+            <w:proofErr w:type="spellStart"/>
+            <w:r>
+              <w:rPr>
+                <w:sz w:val="17"/>
+                <w:szCs w:val="17"/>
+              </w:rPr>
+              <w:t>req</w:t>
+            </w:r>
+            <w:proofErr w:type="spellEnd"/>
+            <w:r>
+              <w:rPr>
+                <w:sz w:val="17"/>
+                <w:szCs w:val="17"/>
+              </w:rPr>
+              <w:t>/sec per IP. Daily refresh 8:30 ET.</w:t>
             </w:r>
           </w:p>
         </w:tc>
@@ -5851,18 +6311,28 @@
                 <w:sz w:val="17"/>
                 <w:szCs w:val="17"/>
               </w:rPr>
-              <w:t>Canada CPI, GDP (monthly + quarterly), Labour Force Survey, retail trade, manufacturing, BoP.</w:t>
+              <w:t xml:space="preserve">Canada CPI, GDP (monthly + quarterly), Labour Force Survey, retail trade, manufacturing, </w:t>
+            </w:r>
+            <w:proofErr w:type="spellStart"/>
+            <w:r>
+              <w:rPr>
+                <w:sz w:val="17"/>
+                <w:szCs w:val="17"/>
+              </w:rPr>
+              <w:t>BoP</w:t>
+            </w:r>
+            <w:proofErr w:type="spellEnd"/>
+            <w:r>
+              <w:rPr>
+                <w:sz w:val="17"/>
+                <w:szCs w:val="17"/>
+              </w:rPr>
+              <w:t>.</w:t>
             </w:r>
           </w:p>
         </w:tc>
       </w:tr>
       <w:tr>
-        <w:tblPrEx>
-          <w:tblCellMar>
-            <w:top w:w="0" w:type="dxa"/>
-            <w:bottom w:w="0" w:type="dxa"/>
-          </w:tblCellMar>
-        </w:tblPrEx>
         <w:tc>
           <w:tcPr>
             <w:tcW w:w="1500" w:type="dxa"/>
@@ -6057,18 +6527,28 @@
                 <w:sz w:val="17"/>
                 <w:szCs w:val="17"/>
               </w:rPr>
-              <w:t>~200,000 series: BoJ policy rate, JGB yields, JPY money market rates, monetary base, Tankan, BoP, flow of funds, CGPI/SPPI.</w:t>
+              <w:t xml:space="preserve">~200,000 series: BoJ policy rate, JGB yields, JPY money market rates, monetary base, Tankan, </w:t>
+            </w:r>
+            <w:proofErr w:type="spellStart"/>
+            <w:r>
+              <w:rPr>
+                <w:sz w:val="17"/>
+                <w:szCs w:val="17"/>
+              </w:rPr>
+              <w:t>BoP</w:t>
+            </w:r>
+            <w:proofErr w:type="spellEnd"/>
+            <w:r>
+              <w:rPr>
+                <w:sz w:val="17"/>
+                <w:szCs w:val="17"/>
+              </w:rPr>
+              <w:t>, flow of funds, CGPI/SPPI.</w:t>
             </w:r>
           </w:p>
         </w:tc>
       </w:tr>
       <w:tr>
-        <w:tblPrEx>
-          <w:tblCellMar>
-            <w:top w:w="0" w:type="dxa"/>
-            <w:bottom w:w="0" w:type="dxa"/>
-          </w:tblCellMar>
-        </w:tblPrEx>
         <w:tc>
           <w:tcPr>
             <w:tcW w:w="1500" w:type="dxa"/>
@@ -6252,12 +6732,6 @@
         </w:tc>
       </w:tr>
       <w:tr>
-        <w:tblPrEx>
-          <w:tblCellMar>
-            <w:top w:w="0" w:type="dxa"/>
-            <w:bottom w:w="0" w:type="dxa"/>
-          </w:tblCellMar>
-        </w:tblPrEx>
         <w:tc>
           <w:tcPr>
             <w:tcW w:w="1500" w:type="dxa"/>
@@ -6286,7 +6760,6 @@
                 <w:sz w:val="18"/>
                 <w:szCs w:val="18"/>
               </w:rPr>
-              <w:lastRenderedPageBreak/>
               <w:t>South Korea</w:t>
             </w:r>
           </w:p>
@@ -6371,6 +6844,7 @@
                 <w:sz w:val="17"/>
                 <w:szCs w:val="17"/>
               </w:rPr>
+              <w:lastRenderedPageBreak/>
               <w:t xml:space="preserve">Docs: </w:t>
             </w:r>
             <w:hyperlink r:id="rId57" w:anchor="/" w:history="1">
@@ -6411,6 +6885,7 @@
                 <w:sz w:val="17"/>
                 <w:szCs w:val="17"/>
               </w:rPr>
+              <w:lastRenderedPageBreak/>
               <w:t>Free API key required. XML or JSON.</w:t>
             </w:r>
           </w:p>
@@ -6436,23 +6911,50 @@
             <w:pPr>
               <w:spacing w:before="40" w:after="40"/>
             </w:pPr>
-            <w:r>
-              <w:rPr>
-                <w:sz w:val="17"/>
-                <w:szCs w:val="17"/>
-              </w:rPr>
-              <w:t>BoK base rate, KTB yields, KRW FX, monetary aggregates, BoP, IIP, household debt, real estate prices, BSI surveys.</w:t>
+            <w:proofErr w:type="spellStart"/>
+            <w:r>
+              <w:rPr>
+                <w:sz w:val="17"/>
+                <w:szCs w:val="17"/>
+              </w:rPr>
+              <w:t>BoK</w:t>
+            </w:r>
+            <w:proofErr w:type="spellEnd"/>
+            <w:r>
+              <w:rPr>
+                <w:sz w:val="17"/>
+                <w:szCs w:val="17"/>
+              </w:rPr>
+              <w:t xml:space="preserve"> base rate, KTB yields, KRW FX, monetary aggregates, </w:t>
+            </w:r>
+            <w:proofErr w:type="spellStart"/>
+            <w:r>
+              <w:rPr>
+                <w:sz w:val="17"/>
+                <w:szCs w:val="17"/>
+              </w:rPr>
+              <w:t>BoP</w:t>
+            </w:r>
+            <w:proofErr w:type="spellEnd"/>
+            <w:r>
+              <w:rPr>
+                <w:sz w:val="17"/>
+                <w:szCs w:val="17"/>
+              </w:rPr>
+              <w:t xml:space="preserve">, IIP, </w:t>
+            </w:r>
+            <w:r>
+              <w:rPr>
+                <w:sz w:val="17"/>
+                <w:szCs w:val="17"/>
+              </w:rPr>
+              <w:lastRenderedPageBreak/>
+              <w:t>household debt, real estate prices, BSI surveys.</w:t>
             </w:r>
           </w:p>
         </w:tc>
       </w:tr>
       <w:tr>
-        <w:tblPrEx>
-          <w:tblCellMar>
-            <w:top w:w="0" w:type="dxa"/>
-            <w:bottom w:w="0" w:type="dxa"/>
-          </w:tblCellMar>
-        </w:tblPrEx>
         <w:tc>
           <w:tcPr>
             <w:tcW w:w="1500" w:type="dxa"/>
@@ -6480,6 +6982,7 @@
                 <w:sz w:val="18"/>
                 <w:szCs w:val="18"/>
               </w:rPr>
+              <w:lastRenderedPageBreak/>
               <w:t>South Korea</w:t>
             </w:r>
           </w:p>
@@ -6636,12 +7139,6 @@
         </w:tc>
       </w:tr>
       <w:tr>
-        <w:tblPrEx>
-          <w:tblCellMar>
-            <w:top w:w="0" w:type="dxa"/>
-            <w:bottom w:w="0" w:type="dxa"/>
-          </w:tblCellMar>
-        </w:tblPrEx>
         <w:tc>
           <w:tcPr>
             <w:tcW w:w="1500" w:type="dxa"/>
@@ -6820,12 +7317,6 @@
         </w:tc>
       </w:tr>
       <w:tr>
-        <w:tblPrEx>
-          <w:tblCellMar>
-            <w:top w:w="0" w:type="dxa"/>
-            <w:bottom w:w="0" w:type="dxa"/>
-          </w:tblCellMar>
-        </w:tblPrEx>
         <w:tc>
           <w:tcPr>
             <w:tcW w:w="1500" w:type="dxa"/>
@@ -7003,18 +7494,28 @@
                 <w:sz w:val="17"/>
                 <w:szCs w:val="17"/>
               </w:rPr>
-              <w:t>Australian CPI, WPI, GDP, Labour Force, retail trade, building approvals, BoP, lending indicators.</w:t>
+              <w:t xml:space="preserve">Australian CPI, WPI, GDP, Labour Force, retail trade, building approvals, </w:t>
+            </w:r>
+            <w:proofErr w:type="spellStart"/>
+            <w:r>
+              <w:rPr>
+                <w:sz w:val="17"/>
+                <w:szCs w:val="17"/>
+              </w:rPr>
+              <w:t>BoP</w:t>
+            </w:r>
+            <w:proofErr w:type="spellEnd"/>
+            <w:r>
+              <w:rPr>
+                <w:sz w:val="17"/>
+                <w:szCs w:val="17"/>
+              </w:rPr>
+              <w:t>, lending indicators.</w:t>
             </w:r>
           </w:p>
         </w:tc>
       </w:tr>
       <w:tr>
-        <w:tblPrEx>
-          <w:tblCellMar>
-            <w:top w:w="0" w:type="dxa"/>
-            <w:bottom w:w="0" w:type="dxa"/>
-          </w:tblCellMar>
-        </w:tblPrEx>
         <w:tc>
           <w:tcPr>
             <w:tcW w:w="1500" w:type="dxa"/>
@@ -7075,7 +7576,27 @@
                 <w:sz w:val="17"/>
                 <w:szCs w:val="17"/>
               </w:rPr>
-              <w:t>Banco Central do Brasil — SGS</w:t>
+              <w:t xml:space="preserve">Banco Central do </w:t>
+            </w:r>
+            <w:proofErr w:type="spellStart"/>
+            <w:r>
+              <w:rPr>
+                <w:b/>
+                <w:bCs/>
+                <w:sz w:val="17"/>
+                <w:szCs w:val="17"/>
+              </w:rPr>
+              <w:t>Brasil</w:t>
+            </w:r>
+            <w:proofErr w:type="spellEnd"/>
+            <w:r>
+              <w:rPr>
+                <w:b/>
+                <w:bCs/>
+                <w:sz w:val="17"/>
+                <w:szCs w:val="17"/>
+              </w:rPr>
+              <w:t xml:space="preserve"> — SGS</w:t>
             </w:r>
           </w:p>
         </w:tc>
@@ -7224,12 +7745,6 @@
         </w:tc>
       </w:tr>
       <w:tr>
-        <w:tblPrEx>
-          <w:tblCellMar>
-            <w:top w:w="0" w:type="dxa"/>
-            <w:bottom w:w="0" w:type="dxa"/>
-          </w:tblCellMar>
-        </w:tblPrEx>
         <w:tc>
           <w:tcPr>
             <w:tcW w:w="1500" w:type="dxa"/>
@@ -7413,12 +7928,6 @@
         </w:tc>
       </w:tr>
       <w:tr>
-        <w:tblPrEx>
-          <w:tblCellMar>
-            <w:top w:w="0" w:type="dxa"/>
-            <w:bottom w:w="0" w:type="dxa"/>
-          </w:tblCellMar>
-        </w:tblPrEx>
         <w:tc>
           <w:tcPr>
             <w:tcW w:w="1500" w:type="dxa"/>
@@ -7591,18 +8100,28 @@
                 <w:sz w:val="17"/>
                 <w:szCs w:val="17"/>
               </w:rPr>
-              <w:t>RBI repo/reverse repo, WACR, G-sec yields, INR FX reference rates, monetary aggregates, BoP, banking statistics, Handbook of Statistics.</w:t>
+              <w:t xml:space="preserve">RBI repo/reverse repo, WACR, G-sec yields, INR FX reference rates, monetary aggregates, </w:t>
+            </w:r>
+            <w:proofErr w:type="spellStart"/>
+            <w:r>
+              <w:rPr>
+                <w:sz w:val="17"/>
+                <w:szCs w:val="17"/>
+              </w:rPr>
+              <w:t>BoP</w:t>
+            </w:r>
+            <w:proofErr w:type="spellEnd"/>
+            <w:r>
+              <w:rPr>
+                <w:sz w:val="17"/>
+                <w:szCs w:val="17"/>
+              </w:rPr>
+              <w:t>, banking statistics, Handbook of Statistics.</w:t>
             </w:r>
           </w:p>
         </w:tc>
       </w:tr>
       <w:tr>
-        <w:tblPrEx>
-          <w:tblCellMar>
-            <w:top w:w="0" w:type="dxa"/>
-            <w:bottom w:w="0" w:type="dxa"/>
-          </w:tblCellMar>
-        </w:tblPrEx>
         <w:tc>
           <w:tcPr>
             <w:tcW w:w="1500" w:type="dxa"/>
@@ -7661,8 +8180,19 @@
                 <w:sz w:val="17"/>
                 <w:szCs w:val="17"/>
               </w:rPr>
-              <w:t>data.gov.in (OGD) / MoSPI</w:t>
-            </w:r>
+              <w:t xml:space="preserve">data.gov.in (OGD) / </w:t>
+            </w:r>
+            <w:proofErr w:type="spellStart"/>
+            <w:r>
+              <w:rPr>
+                <w:b/>
+                <w:bCs/>
+                <w:sz w:val="17"/>
+                <w:szCs w:val="17"/>
+              </w:rPr>
+              <w:t>MoSPI</w:t>
+            </w:r>
+            <w:proofErr w:type="spellEnd"/>
           </w:p>
         </w:tc>
         <w:tc>
@@ -7775,23 +8305,26 @@
             <w:pPr>
               <w:spacing w:before="40" w:after="40"/>
             </w:pPr>
-            <w:r>
-              <w:rPr>
-                <w:sz w:val="17"/>
-                <w:szCs w:val="17"/>
-              </w:rPr>
-              <w:t>MoSPI CPI, IIP, GDP &amp; national accounts, PLFS labour, ASI manufacturing. Also esankhyiki.mospi.gov.in (newer portal).</w:t>
+            <w:proofErr w:type="spellStart"/>
+            <w:r>
+              <w:rPr>
+                <w:sz w:val="17"/>
+                <w:szCs w:val="17"/>
+              </w:rPr>
+              <w:t>MoSPI</w:t>
+            </w:r>
+            <w:proofErr w:type="spellEnd"/>
+            <w:r>
+              <w:rPr>
+                <w:sz w:val="17"/>
+                <w:szCs w:val="17"/>
+              </w:rPr>
+              <w:t xml:space="preserve"> CPI, IIP, GDP &amp; national accounts, PLFS labour, ASI manufacturing. Also esankhyiki.mospi.gov.in (newer portal).</w:t>
             </w:r>
           </w:p>
         </w:tc>
       </w:tr>
       <w:tr>
-        <w:tblPrEx>
-          <w:tblCellMar>
-            <w:top w:w="0" w:type="dxa"/>
-            <w:bottom w:w="0" w:type="dxa"/>
-          </w:tblCellMar>
-        </w:tblPrEx>
         <w:tc>
           <w:tcPr>
             <w:tcW w:w="1500" w:type="dxa"/>
@@ -7904,7 +8437,23 @@
                 <w:sz w:val="17"/>
                 <w:szCs w:val="17"/>
               </w:rPr>
-              <w:t>Internal easyquery JSON endpoint (undocumented). Web export: CSV/Excel.</w:t>
+              <w:t xml:space="preserve">Internal </w:t>
+            </w:r>
+            <w:proofErr w:type="spellStart"/>
+            <w:r>
+              <w:rPr>
+                <w:sz w:val="17"/>
+                <w:szCs w:val="17"/>
+              </w:rPr>
+              <w:t>easyquery</w:t>
+            </w:r>
+            <w:proofErr w:type="spellEnd"/>
+            <w:r>
+              <w:rPr>
+                <w:sz w:val="17"/>
+                <w:szCs w:val="17"/>
+              </w:rPr>
+              <w:t xml:space="preserve"> JSON endpoint (undocumented). Web export: CSV/Excel.</w:t>
             </w:r>
           </w:p>
         </w:tc>
@@ -7970,12 +8519,6 @@
         </w:tc>
       </w:tr>
       <w:tr>
-        <w:tblPrEx>
-          <w:tblCellMar>
-            <w:top w:w="0" w:type="dxa"/>
-            <w:bottom w:w="0" w:type="dxa"/>
-          </w:tblCellMar>
-        </w:tblPrEx>
         <w:tc>
           <w:tcPr>
             <w:tcW w:w="1500" w:type="dxa"/>
@@ -8003,6 +8546,7 @@
                 <w:sz w:val="18"/>
                 <w:szCs w:val="18"/>
               </w:rPr>
+              <w:lastRenderedPageBreak/>
               <w:t>China</w:t>
             </w:r>
           </w:p>
@@ -8149,12 +8693,6 @@
         </w:tc>
       </w:tr>
       <w:tr>
-        <w:tblPrEx>
-          <w:tblCellMar>
-            <w:top w:w="0" w:type="dxa"/>
-            <w:bottom w:w="0" w:type="dxa"/>
-          </w:tblCellMar>
-        </w:tblPrEx>
         <w:tc>
           <w:tcPr>
             <w:tcW w:w="1500" w:type="dxa"/>
@@ -8327,18 +8865,28 @@
                 <w:sz w:val="17"/>
                 <w:szCs w:val="17"/>
               </w:rPr>
-              <w:t>BI 7-day reverse repo rate, JIBOR, IDR FX, monetary aggregates, BoP, IIP, external debt.</w:t>
+              <w:t xml:space="preserve">BI 7-day reverse repo rate, JIBOR, IDR FX, monetary aggregates, </w:t>
+            </w:r>
+            <w:proofErr w:type="spellStart"/>
+            <w:r>
+              <w:rPr>
+                <w:sz w:val="17"/>
+                <w:szCs w:val="17"/>
+              </w:rPr>
+              <w:t>BoP</w:t>
+            </w:r>
+            <w:proofErr w:type="spellEnd"/>
+            <w:r>
+              <w:rPr>
+                <w:sz w:val="17"/>
+                <w:szCs w:val="17"/>
+              </w:rPr>
+              <w:t>, IIP, external debt.</w:t>
             </w:r>
           </w:p>
         </w:tc>
       </w:tr>
       <w:tr>
-        <w:tblPrEx>
-          <w:tblCellMar>
-            <w:top w:w="0" w:type="dxa"/>
-            <w:bottom w:w="0" w:type="dxa"/>
-          </w:tblCellMar>
-        </w:tblPrEx>
         <w:tc>
           <w:tcPr>
             <w:tcW w:w="1500" w:type="dxa"/>
@@ -8397,8 +8945,19 @@
                 <w:sz w:val="17"/>
                 <w:szCs w:val="17"/>
               </w:rPr>
-              <w:t>BPS — WebAPI</w:t>
-            </w:r>
+              <w:t xml:space="preserve">BPS — </w:t>
+            </w:r>
+            <w:proofErr w:type="spellStart"/>
+            <w:r>
+              <w:rPr>
+                <w:b/>
+                <w:bCs/>
+                <w:sz w:val="17"/>
+                <w:szCs w:val="17"/>
+              </w:rPr>
+              <w:t>WebAPI</w:t>
+            </w:r>
+            <w:proofErr w:type="spellEnd"/>
           </w:p>
         </w:tc>
         <w:tc>
@@ -8516,18 +9075,28 @@
                 <w:sz w:val="17"/>
                 <w:szCs w:val="17"/>
               </w:rPr>
-              <w:t>Indonesia CPI, GDP, labour force (Sakernas), exports/imports by HS, poverty, IPI.</w:t>
+              <w:t>Indonesia CPI, GDP, labour force (</w:t>
+            </w:r>
+            <w:proofErr w:type="spellStart"/>
+            <w:r>
+              <w:rPr>
+                <w:sz w:val="17"/>
+                <w:szCs w:val="17"/>
+              </w:rPr>
+              <w:t>Sakernas</w:t>
+            </w:r>
+            <w:proofErr w:type="spellEnd"/>
+            <w:r>
+              <w:rPr>
+                <w:sz w:val="17"/>
+                <w:szCs w:val="17"/>
+              </w:rPr>
+              <w:t>), exports/imports by HS, poverty, IPI.</w:t>
             </w:r>
           </w:p>
         </w:tc>
       </w:tr>
       <w:tr>
-        <w:tblPrEx>
-          <w:tblCellMar>
-            <w:top w:w="0" w:type="dxa"/>
-            <w:bottom w:w="0" w:type="dxa"/>
-          </w:tblCellMar>
-        </w:tblPrEx>
         <w:tc>
           <w:tcPr>
             <w:tcW w:w="1500" w:type="dxa"/>
@@ -8581,6 +9150,7 @@
             <w:pPr>
               <w:spacing w:before="40" w:after="40"/>
             </w:pPr>
+            <w:proofErr w:type="spellStart"/>
             <w:r>
               <w:rPr>
                 <w:b/>
@@ -8588,7 +9158,17 @@
                 <w:sz w:val="17"/>
                 <w:szCs w:val="17"/>
               </w:rPr>
-              <w:t>Banxico — SIE</w:t>
+              <w:t>Banxico</w:t>
+            </w:r>
+            <w:proofErr w:type="spellEnd"/>
+            <w:r>
+              <w:rPr>
+                <w:b/>
+                <w:bCs/>
+                <w:sz w:val="17"/>
+                <w:szCs w:val="17"/>
+              </w:rPr>
+              <w:t xml:space="preserve"> — SIE</w:t>
             </w:r>
           </w:p>
         </w:tc>
@@ -8705,23 +9285,42 @@
             <w:pPr>
               <w:spacing w:before="40" w:after="40"/>
             </w:pPr>
-            <w:r>
-              <w:rPr>
-                <w:sz w:val="17"/>
-                <w:szCs w:val="17"/>
-              </w:rPr>
-              <w:t>Banxico target rate, TIIE, M-bond yields, MXN FX, monetary base, BoP, banking statistics.</w:t>
+            <w:proofErr w:type="spellStart"/>
+            <w:r>
+              <w:rPr>
+                <w:sz w:val="17"/>
+                <w:szCs w:val="17"/>
+              </w:rPr>
+              <w:t>Banxico</w:t>
+            </w:r>
+            <w:proofErr w:type="spellEnd"/>
+            <w:r>
+              <w:rPr>
+                <w:sz w:val="17"/>
+                <w:szCs w:val="17"/>
+              </w:rPr>
+              <w:t xml:space="preserve"> target rate, TIIE, M-bond yields, MXN FX, monetary base, </w:t>
+            </w:r>
+            <w:proofErr w:type="spellStart"/>
+            <w:r>
+              <w:rPr>
+                <w:sz w:val="17"/>
+                <w:szCs w:val="17"/>
+              </w:rPr>
+              <w:t>BoP</w:t>
+            </w:r>
+            <w:proofErr w:type="spellEnd"/>
+            <w:r>
+              <w:rPr>
+                <w:sz w:val="17"/>
+                <w:szCs w:val="17"/>
+              </w:rPr>
+              <w:t>, banking statistics.</w:t>
             </w:r>
           </w:p>
         </w:tc>
       </w:tr>
       <w:tr>
-        <w:tblPrEx>
-          <w:tblCellMar>
-            <w:top w:w="0" w:type="dxa"/>
-            <w:bottom w:w="0" w:type="dxa"/>
-          </w:tblCellMar>
-        </w:tblPrEx>
         <w:tc>
           <w:tcPr>
             <w:tcW w:w="1500" w:type="dxa"/>
@@ -8883,12 +9482,6 @@
         </w:tc>
       </w:tr>
       <w:tr>
-        <w:tblPrEx>
-          <w:tblCellMar>
-            <w:top w:w="0" w:type="dxa"/>
-            <w:bottom w:w="0" w:type="dxa"/>
-          </w:tblCellMar>
-        </w:tblPrEx>
         <w:tc>
           <w:tcPr>
             <w:tcW w:w="1500" w:type="dxa"/>
@@ -8917,7 +9510,6 @@
                 <w:sz w:val="18"/>
                 <w:szCs w:val="18"/>
               </w:rPr>
-              <w:lastRenderedPageBreak/>
               <w:t>Türkiye</w:t>
             </w:r>
           </w:p>
@@ -9084,18 +9676,28 @@
                 <w:sz w:val="17"/>
                 <w:szCs w:val="17"/>
               </w:rPr>
-              <w:t>CBRT policy rate, TLREF, TRY FX, gov bond yields, BoP, IIP, FX reserves, business tendency survey, REER.</w:t>
+              <w:t xml:space="preserve">CBRT policy rate, TLREF, TRY FX, gov bond yields, </w:t>
+            </w:r>
+            <w:proofErr w:type="spellStart"/>
+            <w:r>
+              <w:rPr>
+                <w:sz w:val="17"/>
+                <w:szCs w:val="17"/>
+              </w:rPr>
+              <w:t>BoP</w:t>
+            </w:r>
+            <w:proofErr w:type="spellEnd"/>
+            <w:r>
+              <w:rPr>
+                <w:sz w:val="17"/>
+                <w:szCs w:val="17"/>
+              </w:rPr>
+              <w:t>, IIP, FX reserves, business tendency survey, REER.</w:t>
             </w:r>
           </w:p>
         </w:tc>
       </w:tr>
       <w:tr>
-        <w:tblPrEx>
-          <w:tblCellMar>
-            <w:top w:w="0" w:type="dxa"/>
-            <w:bottom w:w="0" w:type="dxa"/>
-          </w:tblCellMar>
-        </w:tblPrEx>
         <w:tc>
           <w:tcPr>
             <w:tcW w:w="1500" w:type="dxa"/>
@@ -9247,12 +9849,6 @@
         </w:tc>
       </w:tr>
       <w:tr>
-        <w:tblPrEx>
-          <w:tblCellMar>
-            <w:top w:w="0" w:type="dxa"/>
-            <w:bottom w:w="0" w:type="dxa"/>
-          </w:tblCellMar>
-        </w:tblPrEx>
         <w:tc>
           <w:tcPr>
             <w:tcW w:w="1500" w:type="dxa"/>
@@ -9425,18 +10021,28 @@
                 <w:sz w:val="17"/>
                 <w:szCs w:val="17"/>
               </w:rPr>
-              <w:t>SAMA repo &amp; reverse repo, SAIBOR, SAR FX peg, money supply, banking aggregates, FX reserves, BoP.</w:t>
+              <w:t xml:space="preserve">SAMA repo &amp; reverse repo, SAIBOR, SAR FX peg, money supply, banking aggregates, FX reserves, </w:t>
+            </w:r>
+            <w:proofErr w:type="spellStart"/>
+            <w:r>
+              <w:rPr>
+                <w:sz w:val="17"/>
+                <w:szCs w:val="17"/>
+              </w:rPr>
+              <w:t>BoP</w:t>
+            </w:r>
+            <w:proofErr w:type="spellEnd"/>
+            <w:r>
+              <w:rPr>
+                <w:sz w:val="17"/>
+                <w:szCs w:val="17"/>
+              </w:rPr>
+              <w:t>.</w:t>
             </w:r>
           </w:p>
         </w:tc>
       </w:tr>
       <w:tr>
-        <w:tblPrEx>
-          <w:tblCellMar>
-            <w:top w:w="0" w:type="dxa"/>
-            <w:bottom w:w="0" w:type="dxa"/>
-          </w:tblCellMar>
-        </w:tblPrEx>
         <w:tc>
           <w:tcPr>
             <w:tcW w:w="1500" w:type="dxa"/>
@@ -9495,8 +10101,19 @@
                 <w:sz w:val="17"/>
                 <w:szCs w:val="17"/>
               </w:rPr>
-              <w:t>GASTAT / DataSaudi</w:t>
-            </w:r>
+              <w:t xml:space="preserve">GASTAT / </w:t>
+            </w:r>
+            <w:proofErr w:type="spellStart"/>
+            <w:r>
+              <w:rPr>
+                <w:b/>
+                <w:bCs/>
+                <w:sz w:val="17"/>
+                <w:szCs w:val="17"/>
+              </w:rPr>
+              <w:t>DataSaudi</w:t>
+            </w:r>
+            <w:proofErr w:type="spellEnd"/>
           </w:p>
         </w:tc>
         <w:tc>
@@ -9610,12 +10227,6 @@
         </w:tc>
       </w:tr>
       <w:tr>
-        <w:tblPrEx>
-          <w:tblCellMar>
-            <w:top w:w="0" w:type="dxa"/>
-            <w:bottom w:w="0" w:type="dxa"/>
-          </w:tblCellMar>
-        </w:tblPrEx>
         <w:tc>
           <w:tcPr>
             <w:tcW w:w="1500" w:type="dxa"/>
@@ -9788,18 +10399,28 @@
                 <w:sz w:val="17"/>
                 <w:szCs w:val="17"/>
               </w:rPr>
-              <w:t>SARB repo rate, SABOR, ZAR FX, government bond yields and valuation rates, money supply, BoP, Quarterly Bulletin series.</w:t>
+              <w:t xml:space="preserve">SARB repo rate, SABOR, ZAR FX, government bond yields and valuation rates, money supply, </w:t>
+            </w:r>
+            <w:proofErr w:type="spellStart"/>
+            <w:r>
+              <w:rPr>
+                <w:sz w:val="17"/>
+                <w:szCs w:val="17"/>
+              </w:rPr>
+              <w:t>BoP</w:t>
+            </w:r>
+            <w:proofErr w:type="spellEnd"/>
+            <w:r>
+              <w:rPr>
+                <w:sz w:val="17"/>
+                <w:szCs w:val="17"/>
+              </w:rPr>
+              <w:t>, Quarterly Bulletin series.</w:t>
             </w:r>
           </w:p>
         </w:tc>
       </w:tr>
       <w:tr>
-        <w:tblPrEx>
-          <w:tblCellMar>
-            <w:top w:w="0" w:type="dxa"/>
-            <w:bottom w:w="0" w:type="dxa"/>
-          </w:tblCellMar>
-        </w:tblPrEx>
         <w:tc>
           <w:tcPr>
             <w:tcW w:w="1500" w:type="dxa"/>
@@ -9827,6 +10448,7 @@
                 <w:sz w:val="18"/>
                 <w:szCs w:val="18"/>
               </w:rPr>
+              <w:lastRenderedPageBreak/>
               <w:t>South Africa</w:t>
             </w:r>
           </w:p>
@@ -9973,12 +10595,6 @@
         </w:tc>
       </w:tr>
       <w:tr>
-        <w:tblPrEx>
-          <w:tblCellMar>
-            <w:top w:w="0" w:type="dxa"/>
-            <w:bottom w:w="0" w:type="dxa"/>
-          </w:tblCellMar>
-        </w:tblPrEx>
         <w:tc>
           <w:tcPr>
             <w:tcW w:w="1500" w:type="dxa"/>
@@ -10167,12 +10783,6 @@
         </w:tc>
       </w:tr>
       <w:tr>
-        <w:tblPrEx>
-          <w:tblCellMar>
-            <w:top w:w="0" w:type="dxa"/>
-            <w:bottom w:w="0" w:type="dxa"/>
-          </w:tblCellMar>
-        </w:tblPrEx>
         <w:tc>
           <w:tcPr>
             <w:tcW w:w="1500" w:type="dxa"/>
@@ -10356,12 +10966,6 @@
         </w:tc>
       </w:tr>
       <w:tr>
-        <w:tblPrEx>
-          <w:tblCellMar>
-            <w:top w:w="0" w:type="dxa"/>
-            <w:bottom w:w="0" w:type="dxa"/>
-          </w:tblCellMar>
-        </w:tblPrEx>
         <w:tc>
           <w:tcPr>
             <w:tcW w:w="1500" w:type="dxa"/>
@@ -10550,18 +11154,28 @@
                 <w:sz w:val="17"/>
                 <w:szCs w:val="17"/>
               </w:rPr>
-              <w:t>CBR key rate, RUONIA, RUB FX reference rates, money supply, OFZ yields, BoP, international reserves.</w:t>
+              <w:t xml:space="preserve">CBR key rate, RUONIA, RUB FX reference rates, money supply, OFZ yields, </w:t>
+            </w:r>
+            <w:proofErr w:type="spellStart"/>
+            <w:r>
+              <w:rPr>
+                <w:sz w:val="17"/>
+                <w:szCs w:val="17"/>
+              </w:rPr>
+              <w:t>BoP</w:t>
+            </w:r>
+            <w:proofErr w:type="spellEnd"/>
+            <w:r>
+              <w:rPr>
+                <w:sz w:val="17"/>
+                <w:szCs w:val="17"/>
+              </w:rPr>
+              <w:t>, international reserves.</w:t>
             </w:r>
           </w:p>
         </w:tc>
       </w:tr>
       <w:tr>
-        <w:tblPrEx>
-          <w:tblCellMar>
-            <w:top w:w="0" w:type="dxa"/>
-            <w:bottom w:w="0" w:type="dxa"/>
-          </w:tblCellMar>
-        </w:tblPrEx>
         <w:tc>
           <w:tcPr>
             <w:tcW w:w="1500" w:type="dxa"/>
@@ -10613,6 +11227,7 @@
             <w:pPr>
               <w:spacing w:before="40" w:after="40"/>
             </w:pPr>
+            <w:proofErr w:type="spellStart"/>
             <w:r>
               <w:rPr>
                 <w:b/>
@@ -10622,6 +11237,7 @@
               </w:rPr>
               <w:t>Rosstat</w:t>
             </w:r>
+            <w:proofErr w:type="spellEnd"/>
           </w:p>
         </w:tc>
         <w:tc>
@@ -10671,7 +11287,23 @@
                 <w:sz w:val="17"/>
                 <w:szCs w:val="17"/>
               </w:rPr>
-              <w:t>Open-data portal /opendata/. Site often IP-restricted to RU.</w:t>
+              <w:t>Open-data portal /</w:t>
+            </w:r>
+            <w:proofErr w:type="spellStart"/>
+            <w:r>
+              <w:rPr>
+                <w:sz w:val="17"/>
+                <w:szCs w:val="17"/>
+              </w:rPr>
+              <w:t>opendata</w:t>
+            </w:r>
+            <w:proofErr w:type="spellEnd"/>
+            <w:r>
+              <w:rPr>
+                <w:sz w:val="17"/>
+                <w:szCs w:val="17"/>
+              </w:rPr>
+              <w:t>/. Site often IP-restricted to RU.</w:t>
             </w:r>
           </w:p>
         </w:tc>
@@ -10766,13 +11398,30 @@
           <w:sz w:val="18"/>
           <w:szCs w:val="18"/>
         </w:rPr>
-        <w:t>Tier 1 (intraday-sensitive — FX, policy rates, sovereign yields, liquid market series): hit the direct source. Aggregator lag of even a few hours can matter for next-morning briefings. Tier 2 (monthly/quarterly macro — CPI, GDP, employment, BoP): aggregator-only is fine; the underlying release cadence dwarfs polling lag. Tier 3 (annual structural — World Bank WDI, governance indicators): aggregator-only, refresh weekly.</w:t>
+        <w:t xml:space="preserve">Tier 1 (intraday-sensitive — FX, policy rates, sovereign yields, liquid market series): hit the direct source. Aggregator lag of even a few hours can matter for next-morning briefings. Tier 2 (monthly/quarterly macro — CPI, GDP, employment, </w:t>
+      </w:r>
+      <w:proofErr w:type="spellStart"/>
+      <w:r>
+        <w:rPr>
+          <w:sz w:val="18"/>
+          <w:szCs w:val="18"/>
+        </w:rPr>
+        <w:t>BoP</w:t>
+      </w:r>
+      <w:proofErr w:type="spellEnd"/>
+      <w:r>
+        <w:rPr>
+          <w:sz w:val="18"/>
+          <w:szCs w:val="18"/>
+        </w:rPr>
+        <w:t>): aggregator-only is fine; the underlying release cadence dwarfs polling lag. Tier 3 (annual structural — World Bank WDI, governance indicators): aggregator-only, refresh weekly.</w:t>
       </w:r>
     </w:p>
     <w:p>
       <w:pPr>
         <w:spacing w:before="40" w:after="40"/>
       </w:pPr>
+      <w:proofErr w:type="spellStart"/>
       <w:r>
         <w:rPr>
           <w:b/>
@@ -10780,14 +11429,56 @@
           <w:sz w:val="18"/>
           <w:szCs w:val="18"/>
         </w:rPr>
-        <w:t xml:space="preserve">DBnomics as the default core. </w:t>
+        <w:t>DBnomics</w:t>
+      </w:r>
+      <w:proofErr w:type="spellEnd"/>
+      <w:r>
+        <w:rPr>
+          <w:b/>
+          <w:bCs/>
+          <w:sz w:val="18"/>
+          <w:szCs w:val="18"/>
+        </w:rPr>
+        <w:t xml:space="preserve"> as the default core. </w:t>
       </w:r>
       <w:r>
         <w:rPr>
           <w:sz w:val="18"/>
           <w:szCs w:val="18"/>
         </w:rPr>
-        <w:t>For ~80% of cross-country macro needs, DBnomics is the right answer: free, no key, deeply standardised, and covers 100+ providers. The Python and R clients are well-maintained. Use the API ID format provider/dataset/series_code as the canonical reference in your code.</w:t>
+        <w:t xml:space="preserve">For ~80% of cross-country macro needs, </w:t>
+      </w:r>
+      <w:proofErr w:type="spellStart"/>
+      <w:r>
+        <w:rPr>
+          <w:sz w:val="18"/>
+          <w:szCs w:val="18"/>
+        </w:rPr>
+        <w:t>DBnomics</w:t>
+      </w:r>
+      <w:proofErr w:type="spellEnd"/>
+      <w:r>
+        <w:rPr>
+          <w:sz w:val="18"/>
+          <w:szCs w:val="18"/>
+        </w:rPr>
+        <w:t xml:space="preserve"> is the right answer: free, no key, deeply standardised, and covers 100+ providers. The Python and R clients are well-maintained. Use the API ID format provider/dataset/</w:t>
+      </w:r>
+      <w:proofErr w:type="spellStart"/>
+      <w:r>
+        <w:rPr>
+          <w:sz w:val="18"/>
+          <w:szCs w:val="18"/>
+        </w:rPr>
+        <w:t>series_code</w:t>
+      </w:r>
+      <w:proofErr w:type="spellEnd"/>
+      <w:r>
+        <w:rPr>
+          <w:sz w:val="18"/>
+          <w:szCs w:val="18"/>
+        </w:rPr>
+        <w:t xml:space="preserve"> as the canonical reference in your code.</w:t>
       </w:r>
     </w:p>
     <w:p>
@@ -10866,7 +11557,23 @@
           <w:sz w:val="18"/>
           <w:szCs w:val="18"/>
         </w:rPr>
-        <w:t>For same-day daily series, these are usually the right hop: BoE IADB (gilts/SONIA), Bank of Canada Valet (CAD/USD, GoC yields), ECB Data Portal (€STR, AAA curve), Banxico SIE (MXN, TIIE), BCB SGS (Selic, IPCA components), CBRT EVDS (Turkish data — not on most aggregators), CBR XML (RUB fixing).</w:t>
+        <w:t xml:space="preserve">For same-day daily series, these are usually the right hop: BoE IADB (gilts/SONIA), Bank of Canada Valet (CAD/USD, GoC yields), ECB Data Portal (€STR, AAA curve), </w:t>
+      </w:r>
+      <w:proofErr w:type="spellStart"/>
+      <w:r>
+        <w:rPr>
+          <w:sz w:val="18"/>
+          <w:szCs w:val="18"/>
+        </w:rPr>
+        <w:t>Banxico</w:t>
+      </w:r>
+      <w:proofErr w:type="spellEnd"/>
+      <w:r>
+        <w:rPr>
+          <w:sz w:val="18"/>
+          <w:szCs w:val="18"/>
+        </w:rPr>
+        <w:t xml:space="preserve"> SIE (MXN, TIIE), BCB SGS (Selic, IPCA components), CBRT EVDS (Turkish data — not on most aggregators), CBR XML (RUB fixing).</w:t>
       </w:r>
     </w:p>
     <w:p>
@@ -10880,7 +11587,6 @@
           <w:sz w:val="18"/>
           <w:szCs w:val="18"/>
         </w:rPr>
-        <w:lastRenderedPageBreak/>
         <w:t xml:space="preserve">EM coverage gaps. </w:t>
       </w:r>
       <w:r>
@@ -10888,7 +11594,55 @@
           <w:sz w:val="18"/>
           <w:szCs w:val="18"/>
         </w:rPr>
-        <w:t>China NBS, India RBI, Indonesia BI, Saudi SAMA, Stats SA, and Rosstat have limited direct API surfaces. For these, DBnomics or the national statistical office's bulk CSV is typically the only practical free path. Consider commercial wrappers (CEIC, Refinitiv, Macrobond) when free options materially compromise the workflow.</w:t>
+        <w:t xml:space="preserve">China NBS, India RBI, Indonesia BI, Saudi SAMA, Stats SA, and </w:t>
+      </w:r>
+      <w:proofErr w:type="spellStart"/>
+      <w:r>
+        <w:rPr>
+          <w:sz w:val="18"/>
+          <w:szCs w:val="18"/>
+        </w:rPr>
+        <w:t>Rosstat</w:t>
+      </w:r>
+      <w:proofErr w:type="spellEnd"/>
+      <w:r>
+        <w:rPr>
+          <w:sz w:val="18"/>
+          <w:szCs w:val="18"/>
+        </w:rPr>
+        <w:t xml:space="preserve"> have limited direct API surfaces. For these, </w:t>
+      </w:r>
+      <w:proofErr w:type="spellStart"/>
+      <w:r>
+        <w:rPr>
+          <w:sz w:val="18"/>
+          <w:szCs w:val="18"/>
+        </w:rPr>
+        <w:t>DBnomics</w:t>
+      </w:r>
+      <w:proofErr w:type="spellEnd"/>
+      <w:r>
+        <w:rPr>
+          <w:sz w:val="18"/>
+          <w:szCs w:val="18"/>
+        </w:rPr>
+        <w:t xml:space="preserve"> or the national statistical office's bulk CSV is typically the only practical free path. Consider commercial wrappers (CEIC, Refinitiv, </w:t>
+      </w:r>
+      <w:proofErr w:type="spellStart"/>
+      <w:r>
+        <w:rPr>
+          <w:sz w:val="18"/>
+          <w:szCs w:val="18"/>
+        </w:rPr>
+        <w:t>Macrobond</w:t>
+      </w:r>
+      <w:proofErr w:type="spellEnd"/>
+      <w:r>
+        <w:rPr>
+          <w:sz w:val="18"/>
+          <w:szCs w:val="18"/>
+        </w:rPr>
+        <w:t>) when free options materially compromise the workflow.</w:t>
       </w:r>
     </w:p>
     <w:p>
@@ -10925,11 +11679,27 @@
           <w:sz w:val="18"/>
           <w:szCs w:val="18"/>
         </w:rPr>
-        <w:t>. For free real-time index/equity data, third-party APIs (Yahoo Finance, Stooq) are the practical fallback.</w:t>
+        <w:t xml:space="preserve">. For free real-time index/equity data, third-party APIs (Yahoo Finance, </w:t>
+      </w:r>
+      <w:proofErr w:type="spellStart"/>
+      <w:r>
+        <w:rPr>
+          <w:sz w:val="18"/>
+          <w:szCs w:val="18"/>
+        </w:rPr>
+        <w:t>Stooq</w:t>
+      </w:r>
+      <w:proofErr w:type="spellEnd"/>
+      <w:r>
+        <w:rPr>
+          <w:sz w:val="18"/>
+          <w:szCs w:val="18"/>
+        </w:rPr>
+        <w:t>) are the practical fallback.</w:t>
       </w:r>
     </w:p>
     <w:sectPr>
-      <w:pgSz w:w="11906" w:h="16838"/>
+      <w:pgSz w:w="16838" w:h="11906" w:orient="landscape"/>
       <w:pgMar w:top="720" w:right="720" w:bottom="720" w:left="720" w:header="708" w:footer="708" w:gutter="0"/>
       <w:cols w:space="720"/>
       <w:docGrid w:linePitch="360"/>
